--- a/恋爱日记测试用例.docx
+++ b/恋爱日记测试用例.docx
@@ -65,7 +65,7 @@
           <w:color w:val="333333"/>
           <w:sz w:val="21"/>
         </w:rPr>
-        <w:t>v1.0</w:t>
+        <w:t>v1.1（修正：自动化测试逐条列出全部 69 项）</w:t>
       </w:r>
     </w:p>
     <w:p>
@@ -159,7 +159,7 @@
           <w:rFonts w:ascii="Calibri" w:hAnsi="Calibri" w:eastAsia="微软雅黑"/>
           <w:sz w:val="22"/>
         </w:rPr>
-        <w:t>本次测试覆盖恋爱日记 App 的全部功能模块：账号、情侣绑定、日记、图片上传、纪念日、管理后台，以及 2026-08-09 新增的五个互动模块（戳一戳、心愿清单、爱的打卡、悄悄话、心情月报）。测试在线上真实服务器进行，包含正常流程、异常输入、权限隔离与数据清理四类用例，共 69 项，全部通过。</w:t>
+        <w:t>本次测试覆盖恋爱日记 App 的全部功能模块：账号、情侣绑定、日记与图片上传、纪念日、管理后台，以及 2026-08-09 新增的五个互动模块（戳一戳、心愿清单、爱的打卡、悄悄话、心情月报）。测试在线上真实服务器进行，包含正常流程、异常输入、权限隔离与数据清理四类用例，共 69 项，全部通过。</w:t>
       </w:r>
     </w:p>
     <w:p>
@@ -193,7 +193,7 @@
         <w:rPr>
           <w:rFonts w:ascii="Calibri" w:hAnsi="Calibri" w:eastAsia="微软雅黑"/>
         </w:rPr>
-        <w:t>1. 账号模块（9 项）</w:t>
+        <w:t>1. 账号模块（14 项）</w:t>
       </w:r>
     </w:p>
     <w:tbl>
@@ -329,7 +329,7 @@
                 <w:rFonts w:ascii="Calibri" w:hAnsi="Calibri" w:eastAsia="微软雅黑"/>
                 <w:sz w:val="20"/>
               </w:rPr>
-              <w:t>注册</w:t>
+              <w:t>注册测试账号 A</w:t>
             </w:r>
           </w:p>
         </w:tc>
@@ -405,7 +405,7 @@
                 <w:rFonts w:ascii="Calibri" w:hAnsi="Calibri" w:eastAsia="微软雅黑"/>
                 <w:sz w:val="20"/>
               </w:rPr>
-              <w:t>重复注册</w:t>
+              <w:t>重复注册被拒</w:t>
             </w:r>
           </w:p>
         </w:tc>
@@ -423,7 +423,7 @@
                 <w:rFonts w:ascii="Calibri" w:hAnsi="Calibri" w:eastAsia="微软雅黑"/>
                 <w:sz w:val="20"/>
               </w:rPr>
-              <w:t>用已注册的用户名再注册</w:t>
+              <w:t>用已注册用户名再注册</w:t>
             </w:r>
           </w:p>
         </w:tc>
@@ -481,7 +481,7 @@
                 <w:rFonts w:ascii="Calibri" w:hAnsi="Calibri" w:eastAsia="微软雅黑"/>
                 <w:sz w:val="20"/>
               </w:rPr>
-              <w:t>错误密码登录</w:t>
+              <w:t>注册测试账号 B</w:t>
             </w:r>
           </w:p>
         </w:tc>
@@ -499,7 +499,7 @@
                 <w:rFonts w:ascii="Calibri" w:hAnsi="Calibri" w:eastAsia="微软雅黑"/>
                 <w:sz w:val="20"/>
               </w:rPr>
-              <w:t>输入错误密码</w:t>
+              <w:t>注册第二个账号</w:t>
             </w:r>
           </w:p>
         </w:tc>
@@ -517,7 +517,7 @@
                 <w:rFonts w:ascii="Calibri" w:hAnsi="Calibri" w:eastAsia="微软雅黑"/>
                 <w:sz w:val="20"/>
               </w:rPr>
-              <w:t>提示用户名或密码错误</w:t>
+              <w:t>注册成功</w:t>
             </w:r>
           </w:p>
         </w:tc>
@@ -557,7 +557,7 @@
                 <w:rFonts w:ascii="Calibri" w:hAnsi="Calibri" w:eastAsia="微软雅黑"/>
                 <w:sz w:val="20"/>
               </w:rPr>
-              <w:t>登录</w:t>
+              <w:t>注册测试账号 C</w:t>
             </w:r>
           </w:p>
         </w:tc>
@@ -575,7 +575,7 @@
                 <w:rFonts w:ascii="Calibri" w:hAnsi="Calibri" w:eastAsia="微软雅黑"/>
                 <w:sz w:val="20"/>
               </w:rPr>
-              <w:t>正确用户名密码</w:t>
+              <w:t>注册第三个账号</w:t>
             </w:r>
           </w:p>
         </w:tc>
@@ -593,7 +593,7 @@
                 <w:rFonts w:ascii="Calibri" w:hAnsi="Calibri" w:eastAsia="微软雅黑"/>
                 <w:sz w:val="20"/>
               </w:rPr>
-              <w:t>返回登录令牌</w:t>
+              <w:t>注册成功</w:t>
             </w:r>
           </w:p>
         </w:tc>
@@ -633,7 +633,7 @@
                 <w:rFonts w:ascii="Calibri" w:hAnsi="Calibri" w:eastAsia="微软雅黑"/>
                 <w:sz w:val="20"/>
               </w:rPr>
-              <w:t>查看资料</w:t>
+              <w:t>错误密码登录</w:t>
             </w:r>
           </w:p>
         </w:tc>
@@ -651,7 +651,7 @@
                 <w:rFonts w:ascii="Calibri" w:hAnsi="Calibri" w:eastAsia="微软雅黑"/>
                 <w:sz w:val="20"/>
               </w:rPr>
-              <w:t>登录后查询我的资料</w:t>
+              <w:t>输入错误密码</w:t>
             </w:r>
           </w:p>
         </w:tc>
@@ -669,7 +669,7 @@
                 <w:rFonts w:ascii="Calibri" w:hAnsi="Calibri" w:eastAsia="微软雅黑"/>
                 <w:sz w:val="20"/>
               </w:rPr>
-              <w:t>昵称正确</w:t>
+              <w:t>提示用户名或密码错误</w:t>
             </w:r>
           </w:p>
         </w:tc>
@@ -709,7 +709,7 @@
                 <w:rFonts w:ascii="Calibri" w:hAnsi="Calibri" w:eastAsia="微软雅黑"/>
                 <w:sz w:val="20"/>
               </w:rPr>
-              <w:t>修改昵称</w:t>
+              <w:t>登录测试账号 A</w:t>
             </w:r>
           </w:p>
         </w:tc>
@@ -727,7 +727,7 @@
                 <w:rFonts w:ascii="Calibri" w:hAnsi="Calibri" w:eastAsia="微软雅黑"/>
                 <w:sz w:val="20"/>
               </w:rPr>
-              <w:t>提交新昵称</w:t>
+              <w:t>正确用户名密码</w:t>
             </w:r>
           </w:p>
         </w:tc>
@@ -745,7 +745,7 @@
                 <w:rFonts w:ascii="Calibri" w:hAnsi="Calibri" w:eastAsia="微软雅黑"/>
                 <w:sz w:val="20"/>
               </w:rPr>
-              <w:t>资料更新</w:t>
+              <w:t>返回登录令牌</w:t>
             </w:r>
           </w:p>
         </w:tc>
@@ -785,7 +785,7 @@
                 <w:rFonts w:ascii="Calibri" w:hAnsi="Calibri" w:eastAsia="微软雅黑"/>
                 <w:sz w:val="20"/>
               </w:rPr>
-              <w:t>改密码（旧密码错）</w:t>
+              <w:t>登录测试账号 B</w:t>
             </w:r>
           </w:p>
         </w:tc>
@@ -803,7 +803,7 @@
                 <w:rFonts w:ascii="Calibri" w:hAnsi="Calibri" w:eastAsia="微软雅黑"/>
                 <w:sz w:val="20"/>
               </w:rPr>
-              <w:t>旧密码填错</w:t>
+              <w:t>正确用户名密码</w:t>
             </w:r>
           </w:p>
         </w:tc>
@@ -821,7 +821,7 @@
                 <w:rFonts w:ascii="Calibri" w:hAnsi="Calibri" w:eastAsia="微软雅黑"/>
                 <w:sz w:val="20"/>
               </w:rPr>
-              <w:t>拒绝修改</w:t>
+              <w:t>返回登录令牌</w:t>
             </w:r>
           </w:p>
         </w:tc>
@@ -861,7 +861,7 @@
                 <w:rFonts w:ascii="Calibri" w:hAnsi="Calibri" w:eastAsia="微软雅黑"/>
                 <w:sz w:val="20"/>
               </w:rPr>
-              <w:t>改密码（正确）</w:t>
+              <w:t>登录测试账号 C</w:t>
             </w:r>
           </w:p>
         </w:tc>
@@ -879,6 +879,310 @@
                 <w:rFonts w:ascii="Calibri" w:hAnsi="Calibri" w:eastAsia="微软雅黑"/>
                 <w:sz w:val="20"/>
               </w:rPr>
+              <w:t>正确用户名密码</w:t>
+            </w:r>
+          </w:p>
+        </w:tc>
+        <w:tc>
+          <w:tcPr>
+            <w:tcW w:type="dxa" w:w="2736"/>
+          </w:tcPr>
+          <w:p>
+            <w:pPr>
+              <w:spacing w:before="0" w:after="40" w:line="300" w:lineRule="auto"/>
+              <w:jc w:val="left"/>
+            </w:pPr>
+            <w:r>
+              <w:rPr>
+                <w:rFonts w:ascii="Calibri" w:hAnsi="Calibri" w:eastAsia="微软雅黑"/>
+                <w:sz w:val="20"/>
+              </w:rPr>
+              <w:t>返回登录令牌</w:t>
+            </w:r>
+          </w:p>
+        </w:tc>
+        <w:tc>
+          <w:tcPr>
+            <w:tcW w:type="dxa" w:w="720"/>
+          </w:tcPr>
+          <w:p>
+            <w:pPr>
+              <w:spacing w:before="0" w:after="40" w:line="300" w:lineRule="auto"/>
+              <w:jc w:val="center"/>
+            </w:pPr>
+            <w:r>
+              <w:rPr>
+                <w:rFonts w:ascii="Calibri" w:hAnsi="Calibri" w:eastAsia="微软雅黑"/>
+                <w:b/>
+                <w:color w:val="1F7A3D"/>
+                <w:sz w:val="20"/>
+              </w:rPr>
+              <w:t>通过</w:t>
+            </w:r>
+          </w:p>
+        </w:tc>
+      </w:tr>
+      <w:tr>
+        <w:tc>
+          <w:tcPr>
+            <w:tcW w:type="dxa" w:w="2304"/>
+          </w:tcPr>
+          <w:p>
+            <w:pPr>
+              <w:spacing w:before="0" w:after="40" w:line="300" w:lineRule="auto"/>
+              <w:jc w:val="left"/>
+            </w:pPr>
+            <w:r>
+              <w:rPr>
+                <w:rFonts w:ascii="Calibri" w:hAnsi="Calibri" w:eastAsia="微软雅黑"/>
+                <w:sz w:val="20"/>
+              </w:rPr>
+              <w:t>查看我的资料</w:t>
+            </w:r>
+          </w:p>
+        </w:tc>
+        <w:tc>
+          <w:tcPr>
+            <w:tcW w:type="dxa" w:w="3600"/>
+          </w:tcPr>
+          <w:p>
+            <w:pPr>
+              <w:spacing w:before="0" w:after="40" w:line="300" w:lineRule="auto"/>
+              <w:jc w:val="left"/>
+            </w:pPr>
+            <w:r>
+              <w:rPr>
+                <w:rFonts w:ascii="Calibri" w:hAnsi="Calibri" w:eastAsia="微软雅黑"/>
+                <w:sz w:val="20"/>
+              </w:rPr>
+              <w:t>登录后查询 /me</w:t>
+            </w:r>
+          </w:p>
+        </w:tc>
+        <w:tc>
+          <w:tcPr>
+            <w:tcW w:type="dxa" w:w="2736"/>
+          </w:tcPr>
+          <w:p>
+            <w:pPr>
+              <w:spacing w:before="0" w:after="40" w:line="300" w:lineRule="auto"/>
+              <w:jc w:val="left"/>
+            </w:pPr>
+            <w:r>
+              <w:rPr>
+                <w:rFonts w:ascii="Calibri" w:hAnsi="Calibri" w:eastAsia="微软雅黑"/>
+                <w:sz w:val="20"/>
+              </w:rPr>
+              <w:t>昵称正确</w:t>
+            </w:r>
+          </w:p>
+        </w:tc>
+        <w:tc>
+          <w:tcPr>
+            <w:tcW w:type="dxa" w:w="720"/>
+          </w:tcPr>
+          <w:p>
+            <w:pPr>
+              <w:spacing w:before="0" w:after="40" w:line="300" w:lineRule="auto"/>
+              <w:jc w:val="center"/>
+            </w:pPr>
+            <w:r>
+              <w:rPr>
+                <w:rFonts w:ascii="Calibri" w:hAnsi="Calibri" w:eastAsia="微软雅黑"/>
+                <w:b/>
+                <w:color w:val="1F7A3D"/>
+                <w:sz w:val="20"/>
+              </w:rPr>
+              <w:t>通过</w:t>
+            </w:r>
+          </w:p>
+        </w:tc>
+      </w:tr>
+      <w:tr>
+        <w:tc>
+          <w:tcPr>
+            <w:tcW w:type="dxa" w:w="2304"/>
+          </w:tcPr>
+          <w:p>
+            <w:pPr>
+              <w:spacing w:before="0" w:after="40" w:line="300" w:lineRule="auto"/>
+              <w:jc w:val="left"/>
+            </w:pPr>
+            <w:r>
+              <w:rPr>
+                <w:rFonts w:ascii="Calibri" w:hAnsi="Calibri" w:eastAsia="微软雅黑"/>
+                <w:sz w:val="20"/>
+              </w:rPr>
+              <w:t>修改昵称</w:t>
+            </w:r>
+          </w:p>
+        </w:tc>
+        <w:tc>
+          <w:tcPr>
+            <w:tcW w:type="dxa" w:w="3600"/>
+          </w:tcPr>
+          <w:p>
+            <w:pPr>
+              <w:spacing w:before="0" w:after="40" w:line="300" w:lineRule="auto"/>
+              <w:jc w:val="left"/>
+            </w:pPr>
+            <w:r>
+              <w:rPr>
+                <w:rFonts w:ascii="Calibri" w:hAnsi="Calibri" w:eastAsia="微软雅黑"/>
+                <w:sz w:val="20"/>
+              </w:rPr>
+              <w:t>提交新昵称</w:t>
+            </w:r>
+          </w:p>
+        </w:tc>
+        <w:tc>
+          <w:tcPr>
+            <w:tcW w:type="dxa" w:w="2736"/>
+          </w:tcPr>
+          <w:p>
+            <w:pPr>
+              <w:spacing w:before="0" w:after="40" w:line="300" w:lineRule="auto"/>
+              <w:jc w:val="left"/>
+            </w:pPr>
+            <w:r>
+              <w:rPr>
+                <w:rFonts w:ascii="Calibri" w:hAnsi="Calibri" w:eastAsia="微软雅黑"/>
+                <w:sz w:val="20"/>
+              </w:rPr>
+              <w:t>资料更新</w:t>
+            </w:r>
+          </w:p>
+        </w:tc>
+        <w:tc>
+          <w:tcPr>
+            <w:tcW w:type="dxa" w:w="720"/>
+          </w:tcPr>
+          <w:p>
+            <w:pPr>
+              <w:spacing w:before="0" w:after="40" w:line="300" w:lineRule="auto"/>
+              <w:jc w:val="center"/>
+            </w:pPr>
+            <w:r>
+              <w:rPr>
+                <w:rFonts w:ascii="Calibri" w:hAnsi="Calibri" w:eastAsia="微软雅黑"/>
+                <w:b/>
+                <w:color w:val="1F7A3D"/>
+                <w:sz w:val="20"/>
+              </w:rPr>
+              <w:t>通过</w:t>
+            </w:r>
+          </w:p>
+        </w:tc>
+      </w:tr>
+      <w:tr>
+        <w:tc>
+          <w:tcPr>
+            <w:tcW w:type="dxa" w:w="2304"/>
+          </w:tcPr>
+          <w:p>
+            <w:pPr>
+              <w:spacing w:before="0" w:after="40" w:line="300" w:lineRule="auto"/>
+              <w:jc w:val="left"/>
+            </w:pPr>
+            <w:r>
+              <w:rPr>
+                <w:rFonts w:ascii="Calibri" w:hAnsi="Calibri" w:eastAsia="微软雅黑"/>
+                <w:sz w:val="20"/>
+              </w:rPr>
+              <w:t>改密码（旧密码错）</w:t>
+            </w:r>
+          </w:p>
+        </w:tc>
+        <w:tc>
+          <w:tcPr>
+            <w:tcW w:type="dxa" w:w="3600"/>
+          </w:tcPr>
+          <w:p>
+            <w:pPr>
+              <w:spacing w:before="0" w:after="40" w:line="300" w:lineRule="auto"/>
+              <w:jc w:val="left"/>
+            </w:pPr>
+            <w:r>
+              <w:rPr>
+                <w:rFonts w:ascii="Calibri" w:hAnsi="Calibri" w:eastAsia="微软雅黑"/>
+                <w:sz w:val="20"/>
+              </w:rPr>
+              <w:t>旧密码填错</w:t>
+            </w:r>
+          </w:p>
+        </w:tc>
+        <w:tc>
+          <w:tcPr>
+            <w:tcW w:type="dxa" w:w="2736"/>
+          </w:tcPr>
+          <w:p>
+            <w:pPr>
+              <w:spacing w:before="0" w:after="40" w:line="300" w:lineRule="auto"/>
+              <w:jc w:val="left"/>
+            </w:pPr>
+            <w:r>
+              <w:rPr>
+                <w:rFonts w:ascii="Calibri" w:hAnsi="Calibri" w:eastAsia="微软雅黑"/>
+                <w:sz w:val="20"/>
+              </w:rPr>
+              <w:t>拒绝修改</w:t>
+            </w:r>
+          </w:p>
+        </w:tc>
+        <w:tc>
+          <w:tcPr>
+            <w:tcW w:type="dxa" w:w="720"/>
+          </w:tcPr>
+          <w:p>
+            <w:pPr>
+              <w:spacing w:before="0" w:after="40" w:line="300" w:lineRule="auto"/>
+              <w:jc w:val="center"/>
+            </w:pPr>
+            <w:r>
+              <w:rPr>
+                <w:rFonts w:ascii="Calibri" w:hAnsi="Calibri" w:eastAsia="微软雅黑"/>
+                <w:b/>
+                <w:color w:val="1F7A3D"/>
+                <w:sz w:val="20"/>
+              </w:rPr>
+              <w:t>通过</w:t>
+            </w:r>
+          </w:p>
+        </w:tc>
+      </w:tr>
+      <w:tr>
+        <w:tc>
+          <w:tcPr>
+            <w:tcW w:type="dxa" w:w="2304"/>
+          </w:tcPr>
+          <w:p>
+            <w:pPr>
+              <w:spacing w:before="0" w:after="40" w:line="300" w:lineRule="auto"/>
+              <w:jc w:val="left"/>
+            </w:pPr>
+            <w:r>
+              <w:rPr>
+                <w:rFonts w:ascii="Calibri" w:hAnsi="Calibri" w:eastAsia="微软雅黑"/>
+                <w:sz w:val="20"/>
+              </w:rPr>
+              <w:t>修改密码</w:t>
+            </w:r>
+          </w:p>
+        </w:tc>
+        <w:tc>
+          <w:tcPr>
+            <w:tcW w:type="dxa" w:w="3600"/>
+          </w:tcPr>
+          <w:p>
+            <w:pPr>
+              <w:spacing w:before="0" w:after="40" w:line="300" w:lineRule="auto"/>
+              <w:jc w:val="left"/>
+            </w:pPr>
+            <w:r>
+              <w:rPr>
+                <w:rFonts w:ascii="Calibri" w:hAnsi="Calibri" w:eastAsia="微软雅黑"/>
+                <w:sz w:val="20"/>
+              </w:rPr>
               <w:t>旧密码正确</w:t>
             </w:r>
           </w:p>
@@ -897,7 +1201,83 @@
                 <w:rFonts w:ascii="Calibri" w:hAnsi="Calibri" w:eastAsia="微软雅黑"/>
                 <w:sz w:val="20"/>
               </w:rPr>
-              <w:t>修改成功，新密码可登录</w:t>
+              <w:t>修改成功</w:t>
+            </w:r>
+          </w:p>
+        </w:tc>
+        <w:tc>
+          <w:tcPr>
+            <w:tcW w:type="dxa" w:w="720"/>
+          </w:tcPr>
+          <w:p>
+            <w:pPr>
+              <w:spacing w:before="0" w:after="40" w:line="300" w:lineRule="auto"/>
+              <w:jc w:val="center"/>
+            </w:pPr>
+            <w:r>
+              <w:rPr>
+                <w:rFonts w:ascii="Calibri" w:hAnsi="Calibri" w:eastAsia="微软雅黑"/>
+                <w:b/>
+                <w:color w:val="1F7A3D"/>
+                <w:sz w:val="20"/>
+              </w:rPr>
+              <w:t>通过</w:t>
+            </w:r>
+          </w:p>
+        </w:tc>
+      </w:tr>
+      <w:tr>
+        <w:tc>
+          <w:tcPr>
+            <w:tcW w:type="dxa" w:w="2304"/>
+          </w:tcPr>
+          <w:p>
+            <w:pPr>
+              <w:spacing w:before="0" w:after="40" w:line="300" w:lineRule="auto"/>
+              <w:jc w:val="left"/>
+            </w:pPr>
+            <w:r>
+              <w:rPr>
+                <w:rFonts w:ascii="Calibri" w:hAnsi="Calibri" w:eastAsia="微软雅黑"/>
+                <w:sz w:val="20"/>
+              </w:rPr>
+              <w:t>新密码登录</w:t>
+            </w:r>
+          </w:p>
+        </w:tc>
+        <w:tc>
+          <w:tcPr>
+            <w:tcW w:type="dxa" w:w="3600"/>
+          </w:tcPr>
+          <w:p>
+            <w:pPr>
+              <w:spacing w:before="0" w:after="40" w:line="300" w:lineRule="auto"/>
+              <w:jc w:val="left"/>
+            </w:pPr>
+            <w:r>
+              <w:rPr>
+                <w:rFonts w:ascii="Calibri" w:hAnsi="Calibri" w:eastAsia="微软雅黑"/>
+                <w:sz w:val="20"/>
+              </w:rPr>
+              <w:t>用新密码登录</w:t>
+            </w:r>
+          </w:p>
+        </w:tc>
+        <w:tc>
+          <w:tcPr>
+            <w:tcW w:type="dxa" w:w="2736"/>
+          </w:tcPr>
+          <w:p>
+            <w:pPr>
+              <w:spacing w:before="0" w:after="40" w:line="300" w:lineRule="auto"/>
+              <w:jc w:val="left"/>
+            </w:pPr>
+            <w:r>
+              <w:rPr>
+                <w:rFonts w:ascii="Calibri" w:hAnsi="Calibri" w:eastAsia="微软雅黑"/>
+                <w:sz w:val="20"/>
+              </w:rPr>
+              <w:t>登录成功</w:t>
             </w:r>
           </w:p>
         </w:tc>
@@ -1148,7 +1528,7 @@
                 <w:rFonts w:ascii="Calibri" w:hAnsi="Calibri" w:eastAsia="微软雅黑"/>
                 <w:sz w:val="20"/>
               </w:rPr>
-              <w:t>生成绑定码</w:t>
+              <w:t>绑定码稳定</w:t>
             </w:r>
           </w:p>
         </w:tc>
@@ -1224,7 +1604,7 @@
                 <w:rFonts w:ascii="Calibri" w:hAnsi="Calibri" w:eastAsia="微软雅黑"/>
                 <w:sz w:val="20"/>
               </w:rPr>
-              <w:t>绑定自己</w:t>
+              <w:t>不能绑定自己</w:t>
             </w:r>
           </w:p>
         </w:tc>
@@ -1300,7 +1680,7 @@
                 <w:rFonts w:ascii="Calibri" w:hAnsi="Calibri" w:eastAsia="微软雅黑"/>
                 <w:sz w:val="20"/>
               </w:rPr>
-              <w:t>正常绑定</w:t>
+              <w:t>B 输入 A 的码绑定</w:t>
             </w:r>
           </w:p>
         </w:tc>
@@ -1376,7 +1756,7 @@
                 <w:rFonts w:ascii="Calibri" w:hAnsi="Calibri" w:eastAsia="微软雅黑"/>
                 <w:sz w:val="20"/>
               </w:rPr>
-              <w:t>重复绑定</w:t>
+              <w:t>已绑定再绑被拒</w:t>
             </w:r>
           </w:p>
         </w:tc>
@@ -1452,7 +1832,7 @@
                 <w:rFonts w:ascii="Calibri" w:hAnsi="Calibri" w:eastAsia="微软雅黑"/>
                 <w:sz w:val="20"/>
               </w:rPr>
-              <w:t>未绑定操作</w:t>
+              <w:t>未绑定戳一戳被拒</w:t>
             </w:r>
           </w:p>
         </w:tc>
@@ -1527,7 +1907,7 @@
         <w:rPr>
           <w:rFonts w:ascii="Calibri" w:hAnsi="Calibri" w:eastAsia="微软雅黑"/>
         </w:rPr>
-        <w:t>3. 日记（11 项）</w:t>
+        <w:t>3. 日记与图片上传（13 项）</w:t>
       </w:r>
     </w:p>
     <w:tbl>
@@ -1663,7 +2043,7 @@
                 <w:rFonts w:ascii="Calibri" w:hAnsi="Calibri" w:eastAsia="微软雅黑"/>
                 <w:sz w:val="20"/>
               </w:rPr>
-              <w:t>写可见日记</w:t>
+              <w:t>上传 png</w:t>
             </w:r>
           </w:p>
         </w:tc>
@@ -1681,7 +2061,7 @@
                 <w:rFonts w:ascii="Calibri" w:hAnsi="Calibri" w:eastAsia="微软雅黑"/>
                 <w:sz w:val="20"/>
               </w:rPr>
-              <w:t>文字+心情+图片</w:t>
+              <w:t>上传 1x1 png</w:t>
             </w:r>
           </w:p>
         </w:tc>
@@ -1699,7 +2079,7 @@
                 <w:rFonts w:ascii="Calibri" w:hAnsi="Calibri" w:eastAsia="微软雅黑"/>
                 <w:sz w:val="20"/>
               </w:rPr>
-              <w:t>保存成功</w:t>
+              <w:t>返回图片 URL</w:t>
             </w:r>
           </w:p>
         </w:tc>
@@ -1739,7 +2119,7 @@
                 <w:rFonts w:ascii="Calibri" w:hAnsi="Calibri" w:eastAsia="微软雅黑"/>
                 <w:sz w:val="20"/>
               </w:rPr>
-              <w:t>写私密日记</w:t>
+              <w:t>图片可访问</w:t>
             </w:r>
           </w:p>
         </w:tc>
@@ -1757,7 +2137,7 @@
                 <w:rFonts w:ascii="Calibri" w:hAnsi="Calibri" w:eastAsia="微软雅黑"/>
                 <w:sz w:val="20"/>
               </w:rPr>
-              <w:t>关闭让TA看到</w:t>
+              <w:t>打开上传图片 URL</w:t>
             </w:r>
           </w:p>
         </w:tc>
@@ -1775,7 +2155,7 @@
                 <w:rFonts w:ascii="Calibri" w:hAnsi="Calibri" w:eastAsia="微软雅黑"/>
                 <w:sz w:val="20"/>
               </w:rPr>
-              <w:t>保存成功</w:t>
+              <w:t>正常显示</w:t>
             </w:r>
           </w:p>
         </w:tc>
@@ -1815,7 +2195,7 @@
                 <w:rFonts w:ascii="Calibri" w:hAnsi="Calibri" w:eastAsia="微软雅黑"/>
                 <w:sz w:val="20"/>
               </w:rPr>
-              <w:t>写带心情日记</w:t>
+              <w:t>非图片类型被拒</w:t>
             </w:r>
           </w:p>
         </w:tc>
@@ -1833,7 +2213,7 @@
                 <w:rFonts w:ascii="Calibri" w:hAnsi="Calibri" w:eastAsia="微软雅黑"/>
                 <w:sz w:val="20"/>
               </w:rPr>
-              <w:t>选择心情</w:t>
+              <w:t>上传 txt</w:t>
             </w:r>
           </w:p>
         </w:tc>
@@ -1851,7 +2231,7 @@
                 <w:rFonts w:ascii="Calibri" w:hAnsi="Calibri" w:eastAsia="微软雅黑"/>
                 <w:sz w:val="20"/>
               </w:rPr>
-              <w:t>保存成功</w:t>
+              <w:t>拒绝</w:t>
             </w:r>
           </w:p>
         </w:tc>
@@ -1891,7 +2271,7 @@
                 <w:rFonts w:ascii="Calibri" w:hAnsi="Calibri" w:eastAsia="微软雅黑"/>
                 <w:sz w:val="20"/>
               </w:rPr>
-              <w:t>空内容</w:t>
+              <w:t>超过 5MB 被拒</w:t>
             </w:r>
           </w:p>
         </w:tc>
@@ -1909,7 +2289,7 @@
                 <w:rFonts w:ascii="Calibri" w:hAnsi="Calibri" w:eastAsia="微软雅黑"/>
                 <w:sz w:val="20"/>
               </w:rPr>
-              <w:t>不写内容就保存</w:t>
+              <w:t>上传超过 5MB</w:t>
             </w:r>
           </w:p>
         </w:tc>
@@ -1927,7 +2307,7 @@
                 <w:rFonts w:ascii="Calibri" w:hAnsi="Calibri" w:eastAsia="微软雅黑"/>
                 <w:sz w:val="20"/>
               </w:rPr>
-              <w:t>拒绝提交</w:t>
+              <w:t>拒绝</w:t>
             </w:r>
           </w:p>
         </w:tc>
@@ -1967,7 +2347,7 @@
                 <w:rFonts w:ascii="Calibri" w:hAnsi="Calibri" w:eastAsia="微软雅黑"/>
                 <w:sz w:val="20"/>
               </w:rPr>
-              <w:t>日记列表</w:t>
+              <w:t>写可见日记</w:t>
             </w:r>
           </w:p>
         </w:tc>
@@ -1985,7 +2365,7 @@
                 <w:rFonts w:ascii="Calibri" w:hAnsi="Calibri" w:eastAsia="微软雅黑"/>
                 <w:sz w:val="20"/>
               </w:rPr>
-              <w:t>查看自己的日记</w:t>
+              <w:t>文字+心情+图片</w:t>
             </w:r>
           </w:p>
         </w:tc>
@@ -2003,7 +2383,7 @@
                 <w:rFonts w:ascii="Calibri" w:hAnsi="Calibri" w:eastAsia="微软雅黑"/>
                 <w:sz w:val="20"/>
               </w:rPr>
-              <w:t>数量正确</w:t>
+              <w:t>保存成功</w:t>
             </w:r>
           </w:p>
         </w:tc>
@@ -2043,7 +2423,7 @@
                 <w:rFonts w:ascii="Calibri" w:hAnsi="Calibri" w:eastAsia="微软雅黑"/>
                 <w:sz w:val="20"/>
               </w:rPr>
-              <w:t>对方可见范围</w:t>
+              <w:t>写私密日记</w:t>
             </w:r>
           </w:p>
         </w:tc>
@@ -2061,7 +2441,7 @@
                 <w:rFonts w:ascii="Calibri" w:hAnsi="Calibri" w:eastAsia="微软雅黑"/>
                 <w:sz w:val="20"/>
               </w:rPr>
-              <w:t>对方看TA的日记</w:t>
+              <w:t>关闭让TA看到</w:t>
             </w:r>
           </w:p>
         </w:tc>
@@ -2079,7 +2459,7 @@
                 <w:rFonts w:ascii="Calibri" w:hAnsi="Calibri" w:eastAsia="微软雅黑"/>
                 <w:sz w:val="20"/>
               </w:rPr>
-              <w:t>只显示可见的</w:t>
+              <w:t>保存成功</w:t>
             </w:r>
           </w:p>
         </w:tc>
@@ -2119,7 +2499,7 @@
                 <w:rFonts w:ascii="Calibri" w:hAnsi="Calibri" w:eastAsia="微软雅黑"/>
                 <w:sz w:val="20"/>
               </w:rPr>
-              <w:t>越权读日记</w:t>
+              <w:t>写心情日记</w:t>
             </w:r>
           </w:p>
         </w:tc>
@@ -2137,7 +2517,7 @@
                 <w:rFonts w:ascii="Calibri" w:hAnsi="Calibri" w:eastAsia="微软雅黑"/>
                 <w:sz w:val="20"/>
               </w:rPr>
-              <w:t>对方按ID读我的单篇</w:t>
+              <w:t>选择心情</w:t>
             </w:r>
           </w:p>
         </w:tc>
@@ -2155,7 +2535,7 @@
                 <w:rFonts w:ascii="Calibri" w:hAnsi="Calibri" w:eastAsia="微软雅黑"/>
                 <w:sz w:val="20"/>
               </w:rPr>
-              <w:t>404 拒绝</w:t>
+              <w:t>保存成功</w:t>
             </w:r>
           </w:p>
         </w:tc>
@@ -2195,7 +2575,7 @@
                 <w:rFonts w:ascii="Calibri" w:hAnsi="Calibri" w:eastAsia="微软雅黑"/>
                 <w:sz w:val="20"/>
               </w:rPr>
-              <w:t>修改日记</w:t>
+              <w:t>空内容被拒</w:t>
             </w:r>
           </w:p>
         </w:tc>
@@ -2213,7 +2593,7 @@
                 <w:rFonts w:ascii="Calibri" w:hAnsi="Calibri" w:eastAsia="微软雅黑"/>
                 <w:sz w:val="20"/>
               </w:rPr>
-              <w:t>改内容/心情</w:t>
+              <w:t>不写内容就保存</w:t>
             </w:r>
           </w:p>
         </w:tc>
@@ -2231,7 +2611,7 @@
                 <w:rFonts w:ascii="Calibri" w:hAnsi="Calibri" w:eastAsia="微软雅黑"/>
                 <w:sz w:val="20"/>
               </w:rPr>
-              <w:t>更新成功</w:t>
+              <w:t>拒绝提交</w:t>
             </w:r>
           </w:p>
         </w:tc>
@@ -2271,7 +2651,7 @@
                 <w:rFonts w:ascii="Calibri" w:hAnsi="Calibri" w:eastAsia="微软雅黑"/>
                 <w:sz w:val="20"/>
               </w:rPr>
-              <w:t>图片可访问</w:t>
+              <w:t>A 日记列表 3 篇</w:t>
             </w:r>
           </w:p>
         </w:tc>
@@ -2289,7 +2669,7 @@
                 <w:rFonts w:ascii="Calibri" w:hAnsi="Calibri" w:eastAsia="微软雅黑"/>
                 <w:sz w:val="20"/>
               </w:rPr>
-              <w:t>打开上传图片 URL</w:t>
+              <w:t>查看自己的日记</w:t>
             </w:r>
           </w:p>
         </w:tc>
@@ -2307,7 +2687,7 @@
                 <w:rFonts w:ascii="Calibri" w:hAnsi="Calibri" w:eastAsia="微软雅黑"/>
                 <w:sz w:val="20"/>
               </w:rPr>
-              <w:t>正常显示</w:t>
+              <w:t>数量正确</w:t>
             </w:r>
           </w:p>
         </w:tc>
@@ -2347,7 +2727,7 @@
                 <w:rFonts w:ascii="Calibri" w:hAnsi="Calibri" w:eastAsia="微软雅黑"/>
                 <w:sz w:val="20"/>
               </w:rPr>
-              <w:t>非图片文件</w:t>
+              <w:t>B 只看 A 可见日记</w:t>
             </w:r>
           </w:p>
         </w:tc>
@@ -2365,7 +2745,7 @@
                 <w:rFonts w:ascii="Calibri" w:hAnsi="Calibri" w:eastAsia="微软雅黑"/>
                 <w:sz w:val="20"/>
               </w:rPr>
-              <w:t>上传 txt</w:t>
+              <w:t>对方看TA的日记</w:t>
             </w:r>
           </w:p>
         </w:tc>
@@ -2383,7 +2763,7 @@
                 <w:rFonts w:ascii="Calibri" w:hAnsi="Calibri" w:eastAsia="微软雅黑"/>
                 <w:sz w:val="20"/>
               </w:rPr>
-              <w:t>拒绝</w:t>
+              <w:t>只显示可见的</w:t>
             </w:r>
           </w:p>
         </w:tc>
@@ -2423,7 +2803,7 @@
                 <w:rFonts w:ascii="Calibri" w:hAnsi="Calibri" w:eastAsia="微软雅黑"/>
                 <w:sz w:val="20"/>
               </w:rPr>
-              <w:t>超大图片</w:t>
+              <w:t>B 按 ID 读 A 私密日记被拒</w:t>
             </w:r>
           </w:p>
         </w:tc>
@@ -2441,7 +2821,7 @@
                 <w:rFonts w:ascii="Calibri" w:hAnsi="Calibri" w:eastAsia="微软雅黑"/>
                 <w:sz w:val="20"/>
               </w:rPr>
-              <w:t>上传超过 5MB</w:t>
+              <w:t>对方读我的私密单篇</w:t>
             </w:r>
           </w:p>
         </w:tc>
@@ -2459,7 +2839,159 @@
                 <w:rFonts w:ascii="Calibri" w:hAnsi="Calibri" w:eastAsia="微软雅黑"/>
                 <w:sz w:val="20"/>
               </w:rPr>
-              <w:t>拒绝</w:t>
+              <w:t>404 拒绝</w:t>
+            </w:r>
+          </w:p>
+        </w:tc>
+        <w:tc>
+          <w:tcPr>
+            <w:tcW w:type="dxa" w:w="720"/>
+          </w:tcPr>
+          <w:p>
+            <w:pPr>
+              <w:spacing w:before="0" w:after="40" w:line="300" w:lineRule="auto"/>
+              <w:jc w:val="center"/>
+            </w:pPr>
+            <w:r>
+              <w:rPr>
+                <w:rFonts w:ascii="Calibri" w:hAnsi="Calibri" w:eastAsia="微软雅黑"/>
+                <w:b/>
+                <w:color w:val="1F7A3D"/>
+                <w:sz w:val="20"/>
+              </w:rPr>
+              <w:t>通过</w:t>
+            </w:r>
+          </w:p>
+        </w:tc>
+      </w:tr>
+      <w:tr>
+        <w:tc>
+          <w:tcPr>
+            <w:tcW w:type="dxa" w:w="2304"/>
+          </w:tcPr>
+          <w:p>
+            <w:pPr>
+              <w:spacing w:before="0" w:after="40" w:line="300" w:lineRule="auto"/>
+              <w:jc w:val="left"/>
+            </w:pPr>
+            <w:r>
+              <w:rPr>
+                <w:rFonts w:ascii="Calibri" w:hAnsi="Calibri" w:eastAsia="微软雅黑"/>
+                <w:sz w:val="20"/>
+              </w:rPr>
+              <w:t>B 按 ID 读 A 可见日记被拒</w:t>
+            </w:r>
+          </w:p>
+        </w:tc>
+        <w:tc>
+          <w:tcPr>
+            <w:tcW w:type="dxa" w:w="3600"/>
+          </w:tcPr>
+          <w:p>
+            <w:pPr>
+              <w:spacing w:before="0" w:after="40" w:line="300" w:lineRule="auto"/>
+              <w:jc w:val="left"/>
+            </w:pPr>
+            <w:r>
+              <w:rPr>
+                <w:rFonts w:ascii="Calibri" w:hAnsi="Calibri" w:eastAsia="微软雅黑"/>
+                <w:sz w:val="20"/>
+              </w:rPr>
+              <w:t>对方按 ID 读我的单篇</w:t>
+            </w:r>
+          </w:p>
+        </w:tc>
+        <w:tc>
+          <w:tcPr>
+            <w:tcW w:type="dxa" w:w="2736"/>
+          </w:tcPr>
+          <w:p>
+            <w:pPr>
+              <w:spacing w:before="0" w:after="40" w:line="300" w:lineRule="auto"/>
+              <w:jc w:val="left"/>
+            </w:pPr>
+            <w:r>
+              <w:rPr>
+                <w:rFonts w:ascii="Calibri" w:hAnsi="Calibri" w:eastAsia="微软雅黑"/>
+                <w:sz w:val="20"/>
+              </w:rPr>
+              <w:t>404（防越权）</w:t>
+            </w:r>
+          </w:p>
+        </w:tc>
+        <w:tc>
+          <w:tcPr>
+            <w:tcW w:type="dxa" w:w="720"/>
+          </w:tcPr>
+          <w:p>
+            <w:pPr>
+              <w:spacing w:before="0" w:after="40" w:line="300" w:lineRule="auto"/>
+              <w:jc w:val="center"/>
+            </w:pPr>
+            <w:r>
+              <w:rPr>
+                <w:rFonts w:ascii="Calibri" w:hAnsi="Calibri" w:eastAsia="微软雅黑"/>
+                <w:b/>
+                <w:color w:val="1F7A3D"/>
+                <w:sz w:val="20"/>
+              </w:rPr>
+              <w:t>通过</w:t>
+            </w:r>
+          </w:p>
+        </w:tc>
+      </w:tr>
+      <w:tr>
+        <w:tc>
+          <w:tcPr>
+            <w:tcW w:type="dxa" w:w="2304"/>
+          </w:tcPr>
+          <w:p>
+            <w:pPr>
+              <w:spacing w:before="0" w:after="40" w:line="300" w:lineRule="auto"/>
+              <w:jc w:val="left"/>
+            </w:pPr>
+            <w:r>
+              <w:rPr>
+                <w:rFonts w:ascii="Calibri" w:hAnsi="Calibri" w:eastAsia="微软雅黑"/>
+                <w:sz w:val="20"/>
+              </w:rPr>
+              <w:t>修改日记</w:t>
+            </w:r>
+          </w:p>
+        </w:tc>
+        <w:tc>
+          <w:tcPr>
+            <w:tcW w:type="dxa" w:w="3600"/>
+          </w:tcPr>
+          <w:p>
+            <w:pPr>
+              <w:spacing w:before="0" w:after="40" w:line="300" w:lineRule="auto"/>
+              <w:jc w:val="left"/>
+            </w:pPr>
+            <w:r>
+              <w:rPr>
+                <w:rFonts w:ascii="Calibri" w:hAnsi="Calibri" w:eastAsia="微软雅黑"/>
+                <w:sz w:val="20"/>
+              </w:rPr>
+              <w:t>改内容/心情</w:t>
+            </w:r>
+          </w:p>
+        </w:tc>
+        <w:tc>
+          <w:tcPr>
+            <w:tcW w:type="dxa" w:w="2736"/>
+          </w:tcPr>
+          <w:p>
+            <w:pPr>
+              <w:spacing w:before="0" w:after="40" w:line="300" w:lineRule="auto"/>
+              <w:jc w:val="left"/>
+            </w:pPr>
+            <w:r>
+              <w:rPr>
+                <w:rFonts w:ascii="Calibri" w:hAnsi="Calibri" w:eastAsia="微软雅黑"/>
+                <w:sz w:val="20"/>
+              </w:rPr>
+              <w:t>更新成功</w:t>
             </w:r>
           </w:p>
         </w:tc>
@@ -2710,7 +3242,7 @@
                 <w:rFonts w:ascii="Calibri" w:hAnsi="Calibri" w:eastAsia="微软雅黑"/>
                 <w:sz w:val="20"/>
               </w:rPr>
-              <w:t>倒计时</w:t>
+              <w:t>倒计时字段</w:t>
             </w:r>
           </w:p>
         </w:tc>
@@ -2786,7 +3318,7 @@
                 <w:rFonts w:ascii="Calibri" w:hAnsi="Calibri" w:eastAsia="微软雅黑"/>
                 <w:sz w:val="20"/>
               </w:rPr>
-              <w:t>越权修改</w:t>
+              <w:t>B 改 A 纪念日被拒</w:t>
             </w:r>
           </w:p>
         </w:tc>
@@ -2862,7 +3394,7 @@
                 <w:rFonts w:ascii="Calibri" w:hAnsi="Calibri" w:eastAsia="微软雅黑"/>
                 <w:sz w:val="20"/>
               </w:rPr>
-              <w:t>修改自己</w:t>
+              <w:t>A 改自己纪念日</w:t>
             </w:r>
           </w:p>
         </w:tc>
@@ -2938,7 +3470,7 @@
                 <w:rFonts w:ascii="Calibri" w:hAnsi="Calibri" w:eastAsia="微软雅黑"/>
                 <w:sz w:val="20"/>
               </w:rPr>
-              <w:t>列表隔离</w:t>
+              <w:t>B 纪念日列表为空</w:t>
             </w:r>
           </w:p>
         </w:tc>
@@ -3014,7 +3546,7 @@
                 <w:rFonts w:ascii="Calibri" w:hAnsi="Calibri" w:eastAsia="微软雅黑"/>
                 <w:sz w:val="20"/>
               </w:rPr>
-              <w:t>删除</w:t>
+              <w:t>删除纪念日</w:t>
             </w:r>
           </w:p>
         </w:tc>
@@ -3225,7 +3757,7 @@
                 <w:rFonts w:ascii="Calibri" w:hAnsi="Calibri" w:eastAsia="微软雅黑"/>
                 <w:sz w:val="20"/>
               </w:rPr>
-              <w:t>发送</w:t>
+              <w:t>A 戳 B</w:t>
             </w:r>
           </w:p>
         </w:tc>
@@ -3301,7 +3833,7 @@
                 <w:rFonts w:ascii="Calibri" w:hAnsi="Calibri" w:eastAsia="微软雅黑"/>
                 <w:sz w:val="20"/>
               </w:rPr>
-              <w:t>未读数</w:t>
+              <w:t>B 未读=1</w:t>
             </w:r>
           </w:p>
         </w:tc>
@@ -3377,7 +3909,7 @@
                 <w:rFonts w:ascii="Calibri" w:hAnsi="Calibri" w:eastAsia="微软雅黑"/>
                 <w:sz w:val="20"/>
               </w:rPr>
-              <w:t>列表</w:t>
+              <w:t>B 收到列表</w:t>
             </w:r>
           </w:p>
         </w:tc>
@@ -3413,7 +3945,7 @@
                 <w:rFonts w:ascii="Calibri" w:hAnsi="Calibri" w:eastAsia="微软雅黑"/>
                 <w:sz w:val="20"/>
               </w:rPr>
-              <w:t>显示对方昵称和未读状态</w:t>
+              <w:t>显示昵称和未读状态</w:t>
             </w:r>
           </w:p>
         </w:tc>
@@ -3453,7 +3985,7 @@
                 <w:rFonts w:ascii="Calibri" w:hAnsi="Calibri" w:eastAsia="微软雅黑"/>
                 <w:sz w:val="20"/>
               </w:rPr>
-              <w:t>标记已读</w:t>
+              <w:t>B 标记已读</w:t>
             </w:r>
           </w:p>
         </w:tc>
@@ -3529,7 +4061,7 @@
                 <w:rFonts w:ascii="Calibri" w:hAnsi="Calibri" w:eastAsia="微软雅黑"/>
                 <w:sz w:val="20"/>
               </w:rPr>
-              <w:t>权限</w:t>
+              <w:t>未绑定戳一戳被拒</w:t>
             </w:r>
           </w:p>
         </w:tc>
@@ -3740,7 +4272,7 @@
                 <w:rFonts w:ascii="Calibri" w:hAnsi="Calibri" w:eastAsia="微软雅黑"/>
                 <w:sz w:val="20"/>
               </w:rPr>
-              <w:t>添加</w:t>
+              <w:t>A 加心愿</w:t>
             </w:r>
           </w:p>
         </w:tc>
@@ -3816,7 +4348,7 @@
                 <w:rFonts w:ascii="Calibri" w:hAnsi="Calibri" w:eastAsia="微软雅黑"/>
                 <w:sz w:val="20"/>
               </w:rPr>
-              <w:t>双方共看</w:t>
+              <w:t>B 看到共同心愿</w:t>
             </w:r>
           </w:p>
         </w:tc>
@@ -3892,7 +4424,7 @@
                 <w:rFonts w:ascii="Calibri" w:hAnsi="Calibri" w:eastAsia="微软雅黑"/>
                 <w:sz w:val="20"/>
               </w:rPr>
-              <w:t>勾选完成</w:t>
+              <w:t>B 勾选完成</w:t>
             </w:r>
           </w:p>
         </w:tc>
@@ -3968,7 +4500,7 @@
                 <w:rFonts w:ascii="Calibri" w:hAnsi="Calibri" w:eastAsia="微软雅黑"/>
                 <w:sz w:val="20"/>
               </w:rPr>
-              <w:t>状态同步</w:t>
+              <w:t>A 看到已完成</w:t>
             </w:r>
           </w:p>
         </w:tc>
@@ -4044,7 +4576,7 @@
                 <w:rFonts w:ascii="Calibri" w:hAnsi="Calibri" w:eastAsia="微软雅黑"/>
                 <w:sz w:val="20"/>
               </w:rPr>
-              <w:t>删除</w:t>
+              <w:t>B 删除心愿</w:t>
             </w:r>
           </w:p>
         </w:tc>
@@ -4255,7 +4787,7 @@
                 <w:rFonts w:ascii="Calibri" w:hAnsi="Calibri" w:eastAsia="微软雅黑"/>
                 <w:sz w:val="20"/>
               </w:rPr>
-              <w:t>打卡</w:t>
+              <w:t>A 打卡</w:t>
             </w:r>
           </w:p>
         </w:tc>
@@ -4331,7 +4863,7 @@
                 <w:rFonts w:ascii="Calibri" w:hAnsi="Calibri" w:eastAsia="微软雅黑"/>
                 <w:sz w:val="20"/>
               </w:rPr>
-              <w:t>重复打卡</w:t>
+              <w:t>重复打卡提示</w:t>
             </w:r>
           </w:p>
         </w:tc>
@@ -4407,7 +4939,7 @@
                 <w:rFonts w:ascii="Calibri" w:hAnsi="Calibri" w:eastAsia="微软雅黑"/>
                 <w:sz w:val="20"/>
               </w:rPr>
-              <w:t>统计</w:t>
+              <w:t>A 打卡状态</w:t>
             </w:r>
           </w:p>
         </w:tc>
@@ -4483,7 +5015,7 @@
                 <w:rFonts w:ascii="Calibri" w:hAnsi="Calibri" w:eastAsia="微软雅黑"/>
                 <w:sz w:val="20"/>
               </w:rPr>
-              <w:t>独立统计</w:t>
+              <w:t>B 打卡独立统计</w:t>
             </w:r>
           </w:p>
         </w:tc>
@@ -4694,7 +5226,7 @@
                 <w:rFonts w:ascii="Calibri" w:hAnsi="Calibri" w:eastAsia="微软雅黑"/>
                 <w:sz w:val="20"/>
               </w:rPr>
-              <w:t>发送</w:t>
+              <w:t>A 发悄悄话</w:t>
             </w:r>
           </w:p>
         </w:tc>
@@ -4770,7 +5302,7 @@
                 <w:rFonts w:ascii="Calibri" w:hAnsi="Calibri" w:eastAsia="微软雅黑"/>
                 <w:sz w:val="20"/>
               </w:rPr>
-              <w:t>双方共看</w:t>
+              <w:t>B 发悄悄话</w:t>
             </w:r>
           </w:p>
         </w:tc>
@@ -4788,7 +5320,7 @@
                 <w:rFonts w:ascii="Calibri" w:hAnsi="Calibri" w:eastAsia="微软雅黑"/>
                 <w:sz w:val="20"/>
               </w:rPr>
-              <w:t>对方打开</w:t>
+              <w:t>对方发送</w:t>
             </w:r>
           </w:p>
         </w:tc>
@@ -4806,7 +5338,7 @@
                 <w:rFonts w:ascii="Calibri" w:hAnsi="Calibri" w:eastAsia="微软雅黑"/>
                 <w:sz w:val="20"/>
               </w:rPr>
-              <w:t>能看到我发的</w:t>
+              <w:t>保存成功</w:t>
             </w:r>
           </w:p>
         </w:tc>
@@ -4846,7 +5378,7 @@
                 <w:rFonts w:ascii="Calibri" w:hAnsi="Calibri" w:eastAsia="微软雅黑"/>
                 <w:sz w:val="20"/>
               </w:rPr>
-              <w:t>列表顺序</w:t>
+              <w:t>双方共看悄悄话</w:t>
             </w:r>
           </w:p>
         </w:tc>
@@ -4882,7 +5414,7 @@
                 <w:rFonts w:ascii="Calibri" w:hAnsi="Calibri" w:eastAsia="微软雅黑"/>
                 <w:sz w:val="20"/>
               </w:rPr>
-              <w:t>新的在前</w:t>
+              <w:t>双方内容都在，新的在前</w:t>
             </w:r>
           </w:p>
         </w:tc>
@@ -5057,7 +5589,7 @@
                 <w:rFonts w:ascii="Calibri" w:hAnsi="Calibri" w:eastAsia="微软雅黑"/>
                 <w:sz w:val="20"/>
               </w:rPr>
-              <w:t>当月统计</w:t>
+              <w:t>月报统计正确</w:t>
             </w:r>
           </w:p>
         </w:tc>
@@ -5133,7 +5665,7 @@
                 <w:rFonts w:ascii="Calibri" w:hAnsi="Calibri" w:eastAsia="微软雅黑"/>
                 <w:sz w:val="20"/>
               </w:rPr>
-              <w:t>非法月份</w:t>
+              <w:t>非法月份被拒</w:t>
             </w:r>
           </w:p>
         </w:tc>
@@ -5209,7 +5741,7 @@
                 <w:rFonts w:ascii="Calibri" w:hAnsi="Calibri" w:eastAsia="微软雅黑"/>
                 <w:sz w:val="20"/>
               </w:rPr>
-              <w:t>空月份</w:t>
+              <w:t>历史空月报</w:t>
             </w:r>
           </w:p>
         </w:tc>
@@ -5420,7 +5952,7 @@
                 <w:rFonts w:ascii="Calibri" w:hAnsi="Calibri" w:eastAsia="微软雅黑"/>
                 <w:sz w:val="20"/>
               </w:rPr>
-              <w:t>统计</w:t>
+              <w:t>后台统计</w:t>
             </w:r>
           </w:p>
         </w:tc>
@@ -5496,7 +6028,7 @@
                 <w:rFonts w:ascii="Calibri" w:hAnsi="Calibri" w:eastAsia="微软雅黑"/>
                 <w:sz w:val="20"/>
               </w:rPr>
-              <w:t>用户列表</w:t>
+              <w:t>后台用户列表含测试号</w:t>
             </w:r>
           </w:p>
         </w:tc>
@@ -5532,7 +6064,7 @@
                 <w:rFonts w:ascii="Calibri" w:hAnsi="Calibri" w:eastAsia="微软雅黑"/>
                 <w:sz w:val="20"/>
               </w:rPr>
-              <w:t>能看到全部用户</w:t>
+              <w:t>能看到测试用户</w:t>
             </w:r>
           </w:p>
         </w:tc>
@@ -5572,7 +6104,7 @@
                 <w:rFonts w:ascii="Calibri" w:hAnsi="Calibri" w:eastAsia="微软雅黑"/>
                 <w:sz w:val="20"/>
               </w:rPr>
-              <w:t>日记列表</w:t>
+              <w:t>后台日记列表</w:t>
             </w:r>
           </w:p>
         </w:tc>
@@ -5648,7 +6180,7 @@
                 <w:rFonts w:ascii="Calibri" w:hAnsi="Calibri" w:eastAsia="微软雅黑"/>
                 <w:sz w:val="20"/>
               </w:rPr>
-              <w:t>日志列表</w:t>
+              <w:t>后台日志列表</w:t>
             </w:r>
           </w:p>
         </w:tc>
@@ -5723,7 +6255,7 @@
         <w:rPr>
           <w:rFonts w:ascii="Calibri" w:hAnsi="Calibri" w:eastAsia="微软雅黑"/>
         </w:rPr>
-        <w:t>11. 数据清理（4 项）</w:t>
+        <w:t>11. 数据清理（7 项）</w:t>
       </w:r>
     </w:p>
     <w:tbl>
@@ -5859,7 +6391,7 @@
                 <w:rFonts w:ascii="Calibri" w:hAnsi="Calibri" w:eastAsia="微软雅黑"/>
                 <w:sz w:val="20"/>
               </w:rPr>
-              <w:t>删除用户</w:t>
+              <w:t>删除测试用户 C</w:t>
             </w:r>
           </w:p>
         </w:tc>
@@ -5877,7 +6409,7 @@
                 <w:rFonts w:ascii="Calibri" w:hAnsi="Calibri" w:eastAsia="微软雅黑"/>
                 <w:sz w:val="20"/>
               </w:rPr>
-              <w:t>后台删除测试用户</w:t>
+              <w:t>后台删除</w:t>
             </w:r>
           </w:p>
         </w:tc>
@@ -5895,7 +6427,7 @@
                 <w:rFonts w:ascii="Calibri" w:hAnsi="Calibri" w:eastAsia="微软雅黑"/>
                 <w:sz w:val="20"/>
               </w:rPr>
-              <w:t>关联数据全部删除</w:t>
+              <w:t>删除成功</w:t>
             </w:r>
           </w:p>
         </w:tc>
@@ -5935,7 +6467,7 @@
                 <w:rFonts w:ascii="Calibri" w:hAnsi="Calibri" w:eastAsia="微软雅黑"/>
                 <w:sz w:val="20"/>
               </w:rPr>
-              <w:t>戳一戳无残留</w:t>
+              <w:t>删除测试用户 B</w:t>
             </w:r>
           </w:p>
         </w:tc>
@@ -5953,7 +6485,7 @@
                 <w:rFonts w:ascii="Calibri" w:hAnsi="Calibri" w:eastAsia="微软雅黑"/>
                 <w:sz w:val="20"/>
               </w:rPr>
-              <w:t>删除后查库</w:t>
+              <w:t>后台删除</w:t>
             </w:r>
           </w:p>
         </w:tc>
@@ -5971,7 +6503,7 @@
                 <w:rFonts w:ascii="Calibri" w:hAnsi="Calibri" w:eastAsia="微软雅黑"/>
                 <w:sz w:val="20"/>
               </w:rPr>
-              <w:t>无孤儿数据</w:t>
+              <w:t>删除成功</w:t>
             </w:r>
           </w:p>
         </w:tc>
@@ -6011,7 +6543,7 @@
                 <w:rFonts w:ascii="Calibri" w:hAnsi="Calibri" w:eastAsia="微软雅黑"/>
                 <w:sz w:val="20"/>
               </w:rPr>
-              <w:t>心愿无残留</w:t>
+              <w:t>删除测试用户 A</w:t>
             </w:r>
           </w:p>
         </w:tc>
@@ -6029,7 +6561,7 @@
                 <w:rFonts w:ascii="Calibri" w:hAnsi="Calibri" w:eastAsia="微软雅黑"/>
                 <w:sz w:val="20"/>
               </w:rPr>
-              <w:t>删除后查库</w:t>
+              <w:t>后台删除</w:t>
             </w:r>
           </w:p>
         </w:tc>
@@ -6047,7 +6579,7 @@
                 <w:rFonts w:ascii="Calibri" w:hAnsi="Calibri" w:eastAsia="微软雅黑"/>
                 <w:sz w:val="20"/>
               </w:rPr>
-              <w:t>无孤儿数据</w:t>
+              <w:t>删除成功</w:t>
             </w:r>
           </w:p>
         </w:tc>
@@ -6087,7 +6619,7 @@
                 <w:rFonts w:ascii="Calibri" w:hAnsi="Calibri" w:eastAsia="微软雅黑"/>
                 <w:sz w:val="20"/>
               </w:rPr>
-              <w:t>打卡/悄悄话无残留</w:t>
+              <w:t>pokes 无孤儿数据</w:t>
             </w:r>
           </w:p>
         </w:tc>
@@ -6123,7 +6655,235 @@
                 <w:rFonts w:ascii="Calibri" w:hAnsi="Calibri" w:eastAsia="微软雅黑"/>
                 <w:sz w:val="20"/>
               </w:rPr>
-              <w:t>无孤儿数据</w:t>
+              <w:t>无残留</w:t>
+            </w:r>
+          </w:p>
+        </w:tc>
+        <w:tc>
+          <w:tcPr>
+            <w:tcW w:type="dxa" w:w="720"/>
+          </w:tcPr>
+          <w:p>
+            <w:pPr>
+              <w:spacing w:before="0" w:after="40" w:line="300" w:lineRule="auto"/>
+              <w:jc w:val="center"/>
+            </w:pPr>
+            <w:r>
+              <w:rPr>
+                <w:rFonts w:ascii="Calibri" w:hAnsi="Calibri" w:eastAsia="微软雅黑"/>
+                <w:b/>
+                <w:color w:val="1F7A3D"/>
+                <w:sz w:val="20"/>
+              </w:rPr>
+              <w:t>通过</w:t>
+            </w:r>
+          </w:p>
+        </w:tc>
+      </w:tr>
+      <w:tr>
+        <w:tc>
+          <w:tcPr>
+            <w:tcW w:type="dxa" w:w="2304"/>
+          </w:tcPr>
+          <w:p>
+            <w:pPr>
+              <w:spacing w:before="0" w:after="40" w:line="300" w:lineRule="auto"/>
+              <w:jc w:val="left"/>
+            </w:pPr>
+            <w:r>
+              <w:rPr>
+                <w:rFonts w:ascii="Calibri" w:hAnsi="Calibri" w:eastAsia="微软雅黑"/>
+                <w:sz w:val="20"/>
+              </w:rPr>
+              <w:t>wishes 无孤儿数据</w:t>
+            </w:r>
+          </w:p>
+        </w:tc>
+        <w:tc>
+          <w:tcPr>
+            <w:tcW w:type="dxa" w:w="3600"/>
+          </w:tcPr>
+          <w:p>
+            <w:pPr>
+              <w:spacing w:before="0" w:after="40" w:line="300" w:lineRule="auto"/>
+              <w:jc w:val="left"/>
+            </w:pPr>
+            <w:r>
+              <w:rPr>
+                <w:rFonts w:ascii="Calibri" w:hAnsi="Calibri" w:eastAsia="微软雅黑"/>
+                <w:sz w:val="20"/>
+              </w:rPr>
+              <w:t>删除后查库</w:t>
+            </w:r>
+          </w:p>
+        </w:tc>
+        <w:tc>
+          <w:tcPr>
+            <w:tcW w:type="dxa" w:w="2736"/>
+          </w:tcPr>
+          <w:p>
+            <w:pPr>
+              <w:spacing w:before="0" w:after="40" w:line="300" w:lineRule="auto"/>
+              <w:jc w:val="left"/>
+            </w:pPr>
+            <w:r>
+              <w:rPr>
+                <w:rFonts w:ascii="Calibri" w:hAnsi="Calibri" w:eastAsia="微软雅黑"/>
+                <w:sz w:val="20"/>
+              </w:rPr>
+              <w:t>无残留</w:t>
+            </w:r>
+          </w:p>
+        </w:tc>
+        <w:tc>
+          <w:tcPr>
+            <w:tcW w:type="dxa" w:w="720"/>
+          </w:tcPr>
+          <w:p>
+            <w:pPr>
+              <w:spacing w:before="0" w:after="40" w:line="300" w:lineRule="auto"/>
+              <w:jc w:val="center"/>
+            </w:pPr>
+            <w:r>
+              <w:rPr>
+                <w:rFonts w:ascii="Calibri" w:hAnsi="Calibri" w:eastAsia="微软雅黑"/>
+                <w:b/>
+                <w:color w:val="1F7A3D"/>
+                <w:sz w:val="20"/>
+              </w:rPr>
+              <w:t>通过</w:t>
+            </w:r>
+          </w:p>
+        </w:tc>
+      </w:tr>
+      <w:tr>
+        <w:tc>
+          <w:tcPr>
+            <w:tcW w:type="dxa" w:w="2304"/>
+          </w:tcPr>
+          <w:p>
+            <w:pPr>
+              <w:spacing w:before="0" w:after="40" w:line="300" w:lineRule="auto"/>
+              <w:jc w:val="left"/>
+            </w:pPr>
+            <w:r>
+              <w:rPr>
+                <w:rFonts w:ascii="Calibri" w:hAnsi="Calibri" w:eastAsia="微软雅黑"/>
+                <w:sz w:val="20"/>
+              </w:rPr>
+              <w:t>checkins 无孤儿数据</w:t>
+            </w:r>
+          </w:p>
+        </w:tc>
+        <w:tc>
+          <w:tcPr>
+            <w:tcW w:type="dxa" w:w="3600"/>
+          </w:tcPr>
+          <w:p>
+            <w:pPr>
+              <w:spacing w:before="0" w:after="40" w:line="300" w:lineRule="auto"/>
+              <w:jc w:val="left"/>
+            </w:pPr>
+            <w:r>
+              <w:rPr>
+                <w:rFonts w:ascii="Calibri" w:hAnsi="Calibri" w:eastAsia="微软雅黑"/>
+                <w:sz w:val="20"/>
+              </w:rPr>
+              <w:t>删除后查库</w:t>
+            </w:r>
+          </w:p>
+        </w:tc>
+        <w:tc>
+          <w:tcPr>
+            <w:tcW w:type="dxa" w:w="2736"/>
+          </w:tcPr>
+          <w:p>
+            <w:pPr>
+              <w:spacing w:before="0" w:after="40" w:line="300" w:lineRule="auto"/>
+              <w:jc w:val="left"/>
+            </w:pPr>
+            <w:r>
+              <w:rPr>
+                <w:rFonts w:ascii="Calibri" w:hAnsi="Calibri" w:eastAsia="微软雅黑"/>
+                <w:sz w:val="20"/>
+              </w:rPr>
+              <w:t>无残留</w:t>
+            </w:r>
+          </w:p>
+        </w:tc>
+        <w:tc>
+          <w:tcPr>
+            <w:tcW w:type="dxa" w:w="720"/>
+          </w:tcPr>
+          <w:p>
+            <w:pPr>
+              <w:spacing w:before="0" w:after="40" w:line="300" w:lineRule="auto"/>
+              <w:jc w:val="center"/>
+            </w:pPr>
+            <w:r>
+              <w:rPr>
+                <w:rFonts w:ascii="Calibri" w:hAnsi="Calibri" w:eastAsia="微软雅黑"/>
+                <w:b/>
+                <w:color w:val="1F7A3D"/>
+                <w:sz w:val="20"/>
+              </w:rPr>
+              <w:t>通过</w:t>
+            </w:r>
+          </w:p>
+        </w:tc>
+      </w:tr>
+      <w:tr>
+        <w:tc>
+          <w:tcPr>
+            <w:tcW w:type="dxa" w:w="2304"/>
+          </w:tcPr>
+          <w:p>
+            <w:pPr>
+              <w:spacing w:before="0" w:after="40" w:line="300" w:lineRule="auto"/>
+              <w:jc w:val="left"/>
+            </w:pPr>
+            <w:r>
+              <w:rPr>
+                <w:rFonts w:ascii="Calibri" w:hAnsi="Calibri" w:eastAsia="微软雅黑"/>
+                <w:sz w:val="20"/>
+              </w:rPr>
+              <w:t>whispers 无孤儿数据</w:t>
+            </w:r>
+          </w:p>
+        </w:tc>
+        <w:tc>
+          <w:tcPr>
+            <w:tcW w:type="dxa" w:w="3600"/>
+          </w:tcPr>
+          <w:p>
+            <w:pPr>
+              <w:spacing w:before="0" w:after="40" w:line="300" w:lineRule="auto"/>
+              <w:jc w:val="left"/>
+            </w:pPr>
+            <w:r>
+              <w:rPr>
+                <w:rFonts w:ascii="Calibri" w:hAnsi="Calibri" w:eastAsia="微软雅黑"/>
+                <w:sz w:val="20"/>
+              </w:rPr>
+              <w:t>删除后查库</w:t>
+            </w:r>
+          </w:p>
+        </w:tc>
+        <w:tc>
+          <w:tcPr>
+            <w:tcW w:type="dxa" w:w="2736"/>
+          </w:tcPr>
+          <w:p>
+            <w:pPr>
+              <w:spacing w:before="0" w:after="40" w:line="300" w:lineRule="auto"/>
+              <w:jc w:val="left"/>
+            </w:pPr>
+            <w:r>
+              <w:rPr>
+                <w:rFonts w:ascii="Calibri" w:hAnsi="Calibri" w:eastAsia="微软雅黑"/>
+                <w:sz w:val="20"/>
+              </w:rPr>
+              <w:t>无残留</w:t>
             </w:r>
           </w:p>
         </w:tc>
